--- a/Requisitos de la Fase 1.docx
+++ b/Requisitos de la Fase 1.docx
@@ -1,6 +1,6 @@
 
 <file path=word/document.xml><?xml version="1.0" encoding="utf-8"?>
-<w:document xmlns:wpc="http://schemas.microsoft.com/office/word/2010/wordprocessingCanvas" xmlns:cx="http://schemas.microsoft.com/office/drawing/2014/chartex" xmlns:cx1="http://schemas.microsoft.com/office/drawing/2015/9/8/chartex" xmlns:cx2="http://schemas.microsoft.com/office/drawing/2015/10/21/chartex" xmlns:cx3="http://schemas.microsoft.com/office/drawing/2016/5/9/chartex" xmlns:cx4="http://schemas.microsoft.com/office/drawing/2016/5/10/chartex" xmlns:cx5="http://schemas.microsoft.com/office/drawing/2016/5/11/chartex" xmlns:cx6="http://schemas.microsoft.com/office/drawing/2016/5/12/chartex" xmlns:cx7="http://schemas.microsoft.com/office/drawing/2016/5/13/chartex" xmlns:cx8="http://schemas.microsoft.com/office/drawing/2016/5/14/chartex" xmlns:mc="http://schemas.openxmlformats.org/markup-compatibility/2006" xmlns:aink="http://schemas.microsoft.com/office/drawing/2016/ink" xmlns:am3d="http://schemas.microsoft.com/office/drawing/2017/model3d" xmlns:o="urn:schemas-microsoft-com:office:office" xmlns:oel="http://schemas.microsoft.com/office/2019/extlst" xmlns:r="http://schemas.openxmlformats.org/officeDocument/2006/relationships" xmlns:m="http://schemas.openxmlformats.org/officeDocument/2006/math" xmlns:v="urn:schemas-microsoft-com:vml" xmlns:wp14="http://schemas.microsoft.com/office/word/2010/wordprocessingDrawing" xmlns:wp="http://schemas.openxmlformats.org/drawingml/2006/wordprocessingDrawing" xmlns:w10="urn:schemas-microsoft-com:office:word" xmlns:w="http://schemas.openxmlformats.org/wordprocessingml/2006/main" xmlns:w14="http://schemas.microsoft.com/office/word/2010/wordml" xmlns:w15="http://schemas.microsoft.com/office/word/2012/wordml" xmlns:w16cei="http://schemas.microsoft.com/office/word/2026/wordml/cei" xmlns:w16cex="http://schemas.microsoft.com/office/word/2018/wordml/cex" xmlns:w16cid="http://schemas.microsoft.com/office/word/2016/wordml/cid" xmlns:w16="http://schemas.microsoft.com/office/word/2018/wordml" xmlns:w16du="http://schemas.microsoft.com/office/word/2023/wordml/word16du" xmlns:w16sdtdh="http://schemas.microsoft.com/office/word/2020/wordml/sdtdatahash" xmlns:w16sdtfl="http://schemas.microsoft.com/office/word/2024/wordml/sdtformatlock" xmlns:w16se="http://schemas.microsoft.com/office/word/2015/wordml/symex" xmlns:wpg="http://schemas.microsoft.com/office/word/2010/wordprocessingGroup" xmlns:wpi="http://schemas.microsoft.com/office/word/2010/wordprocessingInk" xmlns:wne="http://schemas.microsoft.com/office/word/2006/wordml" xmlns:wps="http://schemas.microsoft.com/office/word/2010/wordprocessingShape" mc:Ignorable="w14 w15 w16se w16cid w16 w16cex w16sdtdh w16sdtfl w16du wp14">
+<w:document xmlns:wpc="http://schemas.microsoft.com/office/word/2010/wordprocessingCanvas" xmlns:cx="http://schemas.microsoft.com/office/drawing/2014/chartex" xmlns:cx1="http://schemas.microsoft.com/office/drawing/2015/9/8/chartex" xmlns:cx2="http://schemas.microsoft.com/office/drawing/2015/10/21/chartex" xmlns:cx3="http://schemas.microsoft.com/office/drawing/2016/5/9/chartex" xmlns:cx4="http://schemas.microsoft.com/office/drawing/2016/5/10/chartex" xmlns:cx5="http://schemas.microsoft.com/office/drawing/2016/5/11/chartex" xmlns:cx6="http://schemas.microsoft.com/office/drawing/2016/5/12/chartex" xmlns:cx7="http://schemas.microsoft.com/office/drawing/2016/5/13/chartex" xmlns:cx8="http://schemas.microsoft.com/office/drawing/2016/5/14/chartex" xmlns:mc="http://schemas.openxmlformats.org/markup-compatibility/2006" xmlns:aink="http://schemas.microsoft.com/office/drawing/2016/ink" xmlns:am3d="http://schemas.microsoft.com/office/drawing/2017/model3d" xmlns:o="urn:schemas-microsoft-com:office:office" xmlns:oel="http://schemas.microsoft.com/office/2019/extlst" xmlns:r="http://schemas.openxmlformats.org/officeDocument/2006/relationships" xmlns:m="http://schemas.openxmlformats.org/officeDocument/2006/math" xmlns:v="urn:schemas-microsoft-com:vml" xmlns:wp14="http://schemas.microsoft.com/office/word/2010/wordprocessingDrawing" xmlns:wp="http://schemas.openxmlformats.org/drawingml/2006/wordprocessingDrawing" xmlns:w10="urn:schemas-microsoft-com:office:word" xmlns:w="http://schemas.openxmlformats.org/wordprocessingml/2006/main" xmlns:w14="http://schemas.microsoft.com/office/word/2010/wordml" xmlns:w15="http://schemas.microsoft.com/office/word/2012/wordml" xmlns:w16cex="http://schemas.microsoft.com/office/word/2018/wordml/cex" xmlns:w16cid="http://schemas.microsoft.com/office/word/2016/wordml/cid" xmlns:w16="http://schemas.microsoft.com/office/word/2018/wordml" xmlns:w16du="http://schemas.microsoft.com/office/word/2023/wordml/word16du" xmlns:w16sdtdh="http://schemas.microsoft.com/office/word/2020/wordml/sdtdatahash" xmlns:w16sdtfl="http://schemas.microsoft.com/office/word/2024/wordml/sdtformatlock" xmlns:w16se="http://schemas.microsoft.com/office/word/2015/wordml/symex" xmlns:wpg="http://schemas.microsoft.com/office/word/2010/wordprocessingGroup" xmlns:wpi="http://schemas.microsoft.com/office/word/2010/wordprocessingInk" xmlns:wne="http://schemas.microsoft.com/office/word/2006/wordml" xmlns:wps="http://schemas.microsoft.com/office/word/2010/wordprocessingShape" mc:Ignorable="w14 w15 w16se w16cid w16 w16cex w16sdtdh w16sdtfl w16du wp14">
   <w:body>
     <w:p>
       <w:pPr>
@@ -22,27 +22,7 @@
           <w:sz w:val="24"/>
           <w:szCs w:val="24"/>
         </w:rPr>
-        <w:t>Requisitos de la Fase 1 (Maquetación de</w:t>
-      </w:r>
-      <w:r>
-        <w:rPr>
-          <w:rFonts w:ascii="Times New Roman" w:hAnsi="Times New Roman" w:cs="Times New Roman"/>
-          <w:b/>
-          <w:bCs/>
-          <w:sz w:val="24"/>
-          <w:szCs w:val="24"/>
-        </w:rPr>
-        <w:t xml:space="preserve"> la app </w:t>
-      </w:r>
-      <w:r>
-        <w:rPr>
-          <w:rFonts w:ascii="Times New Roman" w:hAnsi="Times New Roman" w:cs="Times New Roman"/>
-          <w:b/>
-          <w:bCs/>
-          <w:sz w:val="24"/>
-          <w:szCs w:val="24"/>
-        </w:rPr>
-        <w:t>web)</w:t>
+        <w:t>Requisitos de la Fase 1 (Maquetación de la app web)</w:t>
       </w:r>
     </w:p>
     <w:p>
@@ -102,15 +82,7 @@
           <w:sz w:val="24"/>
           <w:szCs w:val="24"/>
         </w:rPr>
-        <w:t>Página de inicio</w:t>
-      </w:r>
-      <w:r>
-        <w:rPr>
-          <w:rFonts w:ascii="Times New Roman" w:hAnsi="Times New Roman" w:cs="Times New Roman"/>
-          <w:sz w:val="24"/>
-          <w:szCs w:val="24"/>
-        </w:rPr>
-        <w:t xml:space="preserve"> (Login)</w:t>
+        <w:t>Página de inicio (Login)</w:t>
       </w:r>
     </w:p>
     <w:p>
@@ -134,15 +106,7 @@
           <w:sz w:val="24"/>
           <w:szCs w:val="24"/>
         </w:rPr>
-        <w:t>Página informativa sobre el tema del proyecto</w:t>
-      </w:r>
-      <w:r>
-        <w:rPr>
-          <w:rFonts w:ascii="Times New Roman" w:hAnsi="Times New Roman" w:cs="Times New Roman"/>
-          <w:sz w:val="24"/>
-          <w:szCs w:val="24"/>
-        </w:rPr>
-        <w:t xml:space="preserve"> </w:t>
+        <w:t xml:space="preserve">Página informativa sobre el tema del proyecto </w:t>
       </w:r>
     </w:p>
     <w:p>
@@ -226,6 +190,16 @@
         </w:rPr>
         <w:t>Uso de HTML5 semántico</w:t>
       </w:r>
+      <w:r>
+        <w:rPr>
+          <w:rFonts w:ascii="Times New Roman" w:hAnsi="Times New Roman" w:cs="Times New Roman"/>
+          <w:b/>
+          <w:bCs/>
+          <w:sz w:val="24"/>
+          <w:szCs w:val="24"/>
+        </w:rPr>
+        <w:t xml:space="preserve"> y CSS</w:t>
+      </w:r>
     </w:p>
     <w:p>
       <w:pPr>
@@ -243,7 +217,6 @@
           <w:lang w:val="en-US"/>
         </w:rPr>
       </w:pPr>
-      <w:proofErr w:type="spellStart"/>
       <w:r>
         <w:rPr>
           <w:rFonts w:ascii="Times New Roman" w:hAnsi="Times New Roman" w:cs="Times New Roman"/>
@@ -251,17 +224,7 @@
           <w:szCs w:val="24"/>
           <w:lang w:val="en-US"/>
         </w:rPr>
-        <w:t>Etiquetas</w:t>
-      </w:r>
-      <w:proofErr w:type="spellEnd"/>
-      <w:r>
-        <w:rPr>
-          <w:rFonts w:ascii="Times New Roman" w:hAnsi="Times New Roman" w:cs="Times New Roman"/>
-          <w:sz w:val="24"/>
-          <w:szCs w:val="24"/>
-          <w:lang w:val="en-US"/>
-        </w:rPr>
-        <w:t>: &lt;header&gt;, &lt;nav&gt;, &lt;main&gt;, &lt;section&gt;, &lt;footer&gt;</w:t>
+        <w:t>Etiquetas: &lt;header&gt;, &lt;nav&gt;, &lt;main&gt;, &lt;section&gt;, &lt;footer&gt;</w:t>
       </w:r>
     </w:p>
     <w:p>
@@ -309,31 +272,7 @@
           <w:sz w:val="24"/>
           <w:szCs w:val="24"/>
         </w:rPr>
-        <w:t>Aplicación de CSS con sus 3 métodos</w:t>
-      </w:r>
-      <w:r>
-        <w:rPr>
-          <w:rFonts w:ascii="Times New Roman" w:hAnsi="Times New Roman" w:cs="Times New Roman"/>
-          <w:sz w:val="24"/>
-          <w:szCs w:val="24"/>
-        </w:rPr>
-        <w:t xml:space="preserve"> (</w:t>
-      </w:r>
-      <w:r>
-        <w:rPr>
-          <w:rFonts w:ascii="Times New Roman" w:hAnsi="Times New Roman" w:cs="Times New Roman"/>
-          <w:sz w:val="24"/>
-          <w:szCs w:val="24"/>
-        </w:rPr>
-        <w:t>En línea, interno y externo</w:t>
-      </w:r>
-      <w:r>
-        <w:rPr>
-          <w:rFonts w:ascii="Times New Roman" w:hAnsi="Times New Roman" w:cs="Times New Roman"/>
-          <w:sz w:val="24"/>
-          <w:szCs w:val="24"/>
-        </w:rPr>
-        <w:t>)</w:t>
+        <w:t>Aplicación de CSS con sus 3 métodos (En línea, interno y externo)</w:t>
       </w:r>
     </w:p>
     <w:p>
@@ -583,25 +522,7 @@
           <w:sz w:val="24"/>
           <w:szCs w:val="24"/>
         </w:rPr>
-        <w:t xml:space="preserve">Realizar </w:t>
-      </w:r>
-      <w:proofErr w:type="spellStart"/>
-      <w:r>
-        <w:rPr>
-          <w:rFonts w:ascii="Times New Roman" w:hAnsi="Times New Roman" w:cs="Times New Roman"/>
-          <w:sz w:val="24"/>
-          <w:szCs w:val="24"/>
-        </w:rPr>
-        <w:t>commits</w:t>
-      </w:r>
-      <w:proofErr w:type="spellEnd"/>
-      <w:r>
-        <w:rPr>
-          <w:rFonts w:ascii="Times New Roman" w:hAnsi="Times New Roman" w:cs="Times New Roman"/>
-          <w:sz w:val="24"/>
-          <w:szCs w:val="24"/>
-        </w:rPr>
-        <w:t xml:space="preserve"> individuales por cada integrante</w:t>
+        <w:t>Realizar commits individuales por cada integrante</w:t>
       </w:r>
     </w:p>
     <w:p>
@@ -625,36 +546,8 @@
           <w:sz w:val="24"/>
           <w:szCs w:val="24"/>
         </w:rPr>
-        <w:t xml:space="preserve">Abrir un Pull </w:t>
-      </w:r>
-      <w:proofErr w:type="spellStart"/>
-      <w:r>
-        <w:rPr>
-          <w:rFonts w:ascii="Times New Roman" w:hAnsi="Times New Roman" w:cs="Times New Roman"/>
-          <w:sz w:val="24"/>
-          <w:szCs w:val="24"/>
-        </w:rPr>
-        <w:t>Request</w:t>
-      </w:r>
-      <w:proofErr w:type="spellEnd"/>
-      <w:r>
-        <w:rPr>
-          <w:rFonts w:ascii="Times New Roman" w:hAnsi="Times New Roman" w:cs="Times New Roman"/>
-          <w:sz w:val="24"/>
-          <w:szCs w:val="24"/>
-        </w:rPr>
-        <w:t xml:space="preserve"> hacia la rama </w:t>
-      </w:r>
-      <w:proofErr w:type="spellStart"/>
-      <w:r>
-        <w:rPr>
-          <w:rFonts w:ascii="Times New Roman" w:hAnsi="Times New Roman" w:cs="Times New Roman"/>
-          <w:sz w:val="24"/>
-          <w:szCs w:val="24"/>
-        </w:rPr>
-        <w:t>main</w:t>
-      </w:r>
-      <w:proofErr w:type="spellEnd"/>
+        <w:t>Abrir un Pull Request hacia la rama main</w:t>
+      </w:r>
     </w:p>
     <w:p>
       <w:pPr>
@@ -689,20 +582,8 @@
           <w:sz w:val="24"/>
           <w:szCs w:val="24"/>
         </w:rPr>
-        <w:t xml:space="preserve">Gestión en </w:t>
-      </w:r>
-      <w:proofErr w:type="spellStart"/>
-      <w:r>
-        <w:rPr>
-          <w:rFonts w:ascii="Times New Roman" w:hAnsi="Times New Roman" w:cs="Times New Roman"/>
-          <w:b/>
-          <w:bCs/>
-          <w:sz w:val="24"/>
-          <w:szCs w:val="24"/>
-        </w:rPr>
-        <w:t>ClickUp</w:t>
-      </w:r>
-      <w:proofErr w:type="spellEnd"/>
+        <w:t>Gestión en ClickUp</w:t>
+      </w:r>
     </w:p>
     <w:p>
       <w:pPr>
@@ -754,45 +635,16 @@
     </w:p>
     <w:p>
       <w:pPr>
-        <w:pStyle w:val="ListParagraph"/>
-        <w:numPr>
-          <w:ilvl w:val="0"/>
-          <w:numId w:val="6"/>
-        </w:numPr>
-        <w:spacing w:line="360" w:lineRule="auto"/>
-        <w:jc w:val="both"/>
-        <w:rPr>
-          <w:rFonts w:ascii="Times New Roman" w:hAnsi="Times New Roman" w:cs="Times New Roman"/>
-          <w:sz w:val="24"/>
-          <w:szCs w:val="24"/>
-        </w:rPr>
-      </w:pPr>
-      <w:r>
-        <w:rPr>
-          <w:rFonts w:ascii="Times New Roman" w:hAnsi="Times New Roman" w:cs="Times New Roman"/>
-          <w:sz w:val="24"/>
-          <w:szCs w:val="24"/>
-        </w:rPr>
-        <w:t xml:space="preserve">Agregar el enlace del Pull </w:t>
-      </w:r>
-      <w:proofErr w:type="spellStart"/>
-      <w:r>
-        <w:rPr>
-          <w:rFonts w:ascii="Times New Roman" w:hAnsi="Times New Roman" w:cs="Times New Roman"/>
-          <w:sz w:val="24"/>
-          <w:szCs w:val="24"/>
-        </w:rPr>
-        <w:t>Request</w:t>
-      </w:r>
-      <w:proofErr w:type="spellEnd"/>
-      <w:r>
-        <w:rPr>
-          <w:rFonts w:ascii="Times New Roman" w:hAnsi="Times New Roman" w:cs="Times New Roman"/>
-          <w:sz w:val="24"/>
-          <w:szCs w:val="24"/>
-        </w:rPr>
-        <w:t xml:space="preserve"> en la plataforma</w:t>
-      </w:r>
+        <w:spacing w:line="360" w:lineRule="auto"/>
+        <w:jc w:val="both"/>
+        <w:rPr>
+          <w:rFonts w:ascii="Times New Roman" w:hAnsi="Times New Roman" w:cs="Times New Roman"/>
+          <w:b/>
+          <w:bCs/>
+          <w:sz w:val="24"/>
+          <w:szCs w:val="24"/>
+        </w:rPr>
+      </w:pPr>
     </w:p>
     <w:p>
       <w:pPr>
@@ -837,25 +689,7 @@
           <w:sz w:val="24"/>
           <w:szCs w:val="24"/>
         </w:rPr>
-        <w:t xml:space="preserve">Enlace al Pull </w:t>
-      </w:r>
-      <w:proofErr w:type="spellStart"/>
-      <w:r>
-        <w:rPr>
-          <w:rFonts w:ascii="Times New Roman" w:hAnsi="Times New Roman" w:cs="Times New Roman"/>
-          <w:sz w:val="24"/>
-          <w:szCs w:val="24"/>
-        </w:rPr>
-        <w:t>Request</w:t>
-      </w:r>
-      <w:proofErr w:type="spellEnd"/>
-      <w:r>
-        <w:rPr>
-          <w:rFonts w:ascii="Times New Roman" w:hAnsi="Times New Roman" w:cs="Times New Roman"/>
-          <w:sz w:val="24"/>
-          <w:szCs w:val="24"/>
-        </w:rPr>
-        <w:t xml:space="preserve"> de la rama fase-1-maquetacion en GitHub</w:t>
+        <w:t>Enlace al Pull Request de la rama fase-1-maquetacion en GitHub</w:t>
       </w:r>
     </w:p>
     <w:p>
@@ -879,18 +713,8 @@
           <w:sz w:val="24"/>
           <w:szCs w:val="24"/>
         </w:rPr>
-        <w:t xml:space="preserve">Enlace al tablero del equipo en </w:t>
-      </w:r>
-      <w:proofErr w:type="spellStart"/>
-      <w:r>
-        <w:rPr>
-          <w:rFonts w:ascii="Times New Roman" w:hAnsi="Times New Roman" w:cs="Times New Roman"/>
-          <w:sz w:val="24"/>
-          <w:szCs w:val="24"/>
-        </w:rPr>
-        <w:t>ClickUp</w:t>
-      </w:r>
-      <w:proofErr w:type="spellEnd"/>
+        <w:t>Enlace al tablero del equipo en ClickUp</w:t>
+      </w:r>
     </w:p>
     <w:p>
       <w:pPr>
@@ -1153,7 +977,7 @@
 </file>
 
 <file path=word/numbering.xml><?xml version="1.0" encoding="utf-8"?>
-<w:numbering xmlns:wpc="http://schemas.microsoft.com/office/word/2010/wordprocessingCanvas" xmlns:cx="http://schemas.microsoft.com/office/drawing/2014/chartex" xmlns:cx1="http://schemas.microsoft.com/office/drawing/2015/9/8/chartex" xmlns:cx2="http://schemas.microsoft.com/office/drawing/2015/10/21/chartex" xmlns:cx3="http://schemas.microsoft.com/office/drawing/2016/5/9/chartex" xmlns:cx4="http://schemas.microsoft.com/office/drawing/2016/5/10/chartex" xmlns:cx5="http://schemas.microsoft.com/office/drawing/2016/5/11/chartex" xmlns:cx6="http://schemas.microsoft.com/office/drawing/2016/5/12/chartex" xmlns:cx7="http://schemas.microsoft.com/office/drawing/2016/5/13/chartex" xmlns:cx8="http://schemas.microsoft.com/office/drawing/2016/5/14/chartex" xmlns:mc="http://schemas.openxmlformats.org/markup-compatibility/2006" xmlns:aink="http://schemas.microsoft.com/office/drawing/2016/ink" xmlns:am3d="http://schemas.microsoft.com/office/drawing/2017/model3d" xmlns:o="urn:schemas-microsoft-com:office:office" xmlns:oel="http://schemas.microsoft.com/office/2019/extlst" xmlns:r="http://schemas.openxmlformats.org/officeDocument/2006/relationships" xmlns:m="http://schemas.openxmlformats.org/officeDocument/2006/math" xmlns:v="urn:schemas-microsoft-com:vml" xmlns:wp14="http://schemas.microsoft.com/office/word/2010/wordprocessingDrawing" xmlns:wp="http://schemas.openxmlformats.org/drawingml/2006/wordprocessingDrawing" xmlns:w10="urn:schemas-microsoft-com:office:word" xmlns:w="http://schemas.openxmlformats.org/wordprocessingml/2006/main" xmlns:w14="http://schemas.microsoft.com/office/word/2010/wordml" xmlns:w15="http://schemas.microsoft.com/office/word/2012/wordml" xmlns:w16cei="http://schemas.microsoft.com/office/word/2026/wordml/cei" xmlns:w16cex="http://schemas.microsoft.com/office/word/2018/wordml/cex" xmlns:w16cid="http://schemas.microsoft.com/office/word/2016/wordml/cid" xmlns:w16="http://schemas.microsoft.com/office/word/2018/wordml" xmlns:w16du="http://schemas.microsoft.com/office/word/2023/wordml/word16du" xmlns:w16sdtdh="http://schemas.microsoft.com/office/word/2020/wordml/sdtdatahash" xmlns:w16sdtfl="http://schemas.microsoft.com/office/word/2024/wordml/sdtformatlock" xmlns:w16se="http://schemas.microsoft.com/office/word/2015/wordml/symex" xmlns:wpg="http://schemas.microsoft.com/office/word/2010/wordprocessingGroup" xmlns:wpi="http://schemas.microsoft.com/office/word/2010/wordprocessingInk" xmlns:wne="http://schemas.microsoft.com/office/word/2006/wordml" xmlns:wps="http://schemas.microsoft.com/office/word/2010/wordprocessingShape" mc:Ignorable="w14 w15 w16se w16cid w16 w16cex w16sdtdh w16sdtfl w16du wp14">
+<w:numbering xmlns:wpc="http://schemas.microsoft.com/office/word/2010/wordprocessingCanvas" xmlns:cx="http://schemas.microsoft.com/office/drawing/2014/chartex" xmlns:cx1="http://schemas.microsoft.com/office/drawing/2015/9/8/chartex" xmlns:cx2="http://schemas.microsoft.com/office/drawing/2015/10/21/chartex" xmlns:cx3="http://schemas.microsoft.com/office/drawing/2016/5/9/chartex" xmlns:cx4="http://schemas.microsoft.com/office/drawing/2016/5/10/chartex" xmlns:cx5="http://schemas.microsoft.com/office/drawing/2016/5/11/chartex" xmlns:cx6="http://schemas.microsoft.com/office/drawing/2016/5/12/chartex" xmlns:cx7="http://schemas.microsoft.com/office/drawing/2016/5/13/chartex" xmlns:cx8="http://schemas.microsoft.com/office/drawing/2016/5/14/chartex" xmlns:mc="http://schemas.openxmlformats.org/markup-compatibility/2006" xmlns:aink="http://schemas.microsoft.com/office/drawing/2016/ink" xmlns:am3d="http://schemas.microsoft.com/office/drawing/2017/model3d" xmlns:o="urn:schemas-microsoft-com:office:office" xmlns:oel="http://schemas.microsoft.com/office/2019/extlst" xmlns:r="http://schemas.openxmlformats.org/officeDocument/2006/relationships" xmlns:m="http://schemas.openxmlformats.org/officeDocument/2006/math" xmlns:v="urn:schemas-microsoft-com:vml" xmlns:wp14="http://schemas.microsoft.com/office/word/2010/wordprocessingDrawing" xmlns:wp="http://schemas.openxmlformats.org/drawingml/2006/wordprocessingDrawing" xmlns:w10="urn:schemas-microsoft-com:office:word" xmlns:w="http://schemas.openxmlformats.org/wordprocessingml/2006/main" xmlns:w14="http://schemas.microsoft.com/office/word/2010/wordml" xmlns:w15="http://schemas.microsoft.com/office/word/2012/wordml" xmlns:w16cex="http://schemas.microsoft.com/office/word/2018/wordml/cex" xmlns:w16cid="http://schemas.microsoft.com/office/word/2016/wordml/cid" xmlns:w16="http://schemas.microsoft.com/office/word/2018/wordml" xmlns:w16du="http://schemas.microsoft.com/office/word/2023/wordml/word16du" xmlns:w16sdtdh="http://schemas.microsoft.com/office/word/2020/wordml/sdtdatahash" xmlns:w16sdtfl="http://schemas.microsoft.com/office/word/2024/wordml/sdtformatlock" xmlns:w16se="http://schemas.microsoft.com/office/word/2015/wordml/symex" xmlns:wpg="http://schemas.microsoft.com/office/word/2010/wordprocessingGroup" xmlns:wpi="http://schemas.microsoft.com/office/word/2010/wordprocessingInk" xmlns:wne="http://schemas.microsoft.com/office/word/2006/wordml" xmlns:wps="http://schemas.microsoft.com/office/word/2010/wordprocessingShape" mc:Ignorable="w14 w15 w16se w16cid w16 w16cex w16sdtdh w16sdtfl w16du wp14">
   <w:abstractNum w:abstractNumId="0" w15:restartNumberingAfterBreak="0">
     <w:nsid w:val="1BB476B5"/>
     <w:multiLevelType w:val="hybridMultilevel"/>
@@ -3005,6 +2829,7 @@
   <w:style w:type="character" w:default="1" w:styleId="DefaultParagraphFont">
     <w:name w:val="Default Paragraph Font"/>
     <w:uiPriority w:val="1"/>
+    <w:semiHidden/>
     <w:unhideWhenUsed/>
   </w:style>
   <w:style w:type="table" w:default="1" w:styleId="TableNormal">

--- a/Requisitos de la Fase 1.docx
+++ b/Requisitos de la Fase 1.docx
@@ -217,6 +217,7 @@
           <w:lang w:val="en-US"/>
         </w:rPr>
       </w:pPr>
+      <w:proofErr w:type="spellStart"/>
       <w:r>
         <w:rPr>
           <w:rFonts w:ascii="Times New Roman" w:hAnsi="Times New Roman" w:cs="Times New Roman"/>
@@ -224,7 +225,17 @@
           <w:szCs w:val="24"/>
           <w:lang w:val="en-US"/>
         </w:rPr>
-        <w:t>Etiquetas: &lt;header&gt;, &lt;nav&gt;, &lt;main&gt;, &lt;section&gt;, &lt;footer&gt;</w:t>
+        <w:t>Etiquetas</w:t>
+      </w:r>
+      <w:proofErr w:type="spellEnd"/>
+      <w:r>
+        <w:rPr>
+          <w:rFonts w:ascii="Times New Roman" w:hAnsi="Times New Roman" w:cs="Times New Roman"/>
+          <w:sz w:val="24"/>
+          <w:szCs w:val="24"/>
+          <w:lang w:val="en-US"/>
+        </w:rPr>
+        <w:t>: &lt;header&gt;, &lt;nav&gt;, &lt;main&gt;, &lt;section&gt;, &lt;footer&gt;</w:t>
       </w:r>
     </w:p>
     <w:p>
@@ -498,7 +509,23 @@
           <w:sz w:val="24"/>
           <w:szCs w:val="24"/>
         </w:rPr>
-        <w:t>Trabajar en la rama fase-1-maquetacion</w:t>
+        <w:t>Trabajar en la rama fase-1-maquetaci</w:t>
+      </w:r>
+      <w:r>
+        <w:rPr>
+          <w:rFonts w:ascii="Times New Roman" w:hAnsi="Times New Roman" w:cs="Times New Roman"/>
+          <w:sz w:val="24"/>
+          <w:szCs w:val="24"/>
+        </w:rPr>
+        <w:t>ó</w:t>
+      </w:r>
+      <w:r>
+        <w:rPr>
+          <w:rFonts w:ascii="Times New Roman" w:hAnsi="Times New Roman" w:cs="Times New Roman"/>
+          <w:sz w:val="24"/>
+          <w:szCs w:val="24"/>
+        </w:rPr>
+        <w:t>n</w:t>
       </w:r>
     </w:p>
     <w:p>
@@ -522,7 +549,25 @@
           <w:sz w:val="24"/>
           <w:szCs w:val="24"/>
         </w:rPr>
-        <w:t>Realizar commits individuales por cada integrante</w:t>
+        <w:t xml:space="preserve">Realizar </w:t>
+      </w:r>
+      <w:proofErr w:type="spellStart"/>
+      <w:r>
+        <w:rPr>
+          <w:rFonts w:ascii="Times New Roman" w:hAnsi="Times New Roman" w:cs="Times New Roman"/>
+          <w:sz w:val="24"/>
+          <w:szCs w:val="24"/>
+        </w:rPr>
+        <w:t>commits</w:t>
+      </w:r>
+      <w:proofErr w:type="spellEnd"/>
+      <w:r>
+        <w:rPr>
+          <w:rFonts w:ascii="Times New Roman" w:hAnsi="Times New Roman" w:cs="Times New Roman"/>
+          <w:sz w:val="24"/>
+          <w:szCs w:val="24"/>
+        </w:rPr>
+        <w:t xml:space="preserve"> individuales por cada integrante</w:t>
       </w:r>
     </w:p>
     <w:p>
@@ -546,8 +591,36 @@
           <w:sz w:val="24"/>
           <w:szCs w:val="24"/>
         </w:rPr>
-        <w:t>Abrir un Pull Request hacia la rama main</w:t>
-      </w:r>
+        <w:t xml:space="preserve">Abrir un Pull </w:t>
+      </w:r>
+      <w:proofErr w:type="spellStart"/>
+      <w:r>
+        <w:rPr>
+          <w:rFonts w:ascii="Times New Roman" w:hAnsi="Times New Roman" w:cs="Times New Roman"/>
+          <w:sz w:val="24"/>
+          <w:szCs w:val="24"/>
+        </w:rPr>
+        <w:t>Request</w:t>
+      </w:r>
+      <w:proofErr w:type="spellEnd"/>
+      <w:r>
+        <w:rPr>
+          <w:rFonts w:ascii="Times New Roman" w:hAnsi="Times New Roman" w:cs="Times New Roman"/>
+          <w:sz w:val="24"/>
+          <w:szCs w:val="24"/>
+        </w:rPr>
+        <w:t xml:space="preserve"> hacia la rama </w:t>
+      </w:r>
+      <w:proofErr w:type="spellStart"/>
+      <w:r>
+        <w:rPr>
+          <w:rFonts w:ascii="Times New Roman" w:hAnsi="Times New Roman" w:cs="Times New Roman"/>
+          <w:sz w:val="24"/>
+          <w:szCs w:val="24"/>
+        </w:rPr>
+        <w:t>main</w:t>
+      </w:r>
+      <w:proofErr w:type="spellEnd"/>
     </w:p>
     <w:p>
       <w:pPr>
@@ -582,8 +655,20 @@
           <w:sz w:val="24"/>
           <w:szCs w:val="24"/>
         </w:rPr>
-        <w:t>Gestión en ClickUp</w:t>
-      </w:r>
+        <w:t xml:space="preserve">Gestión en </w:t>
+      </w:r>
+      <w:proofErr w:type="spellStart"/>
+      <w:r>
+        <w:rPr>
+          <w:rFonts w:ascii="Times New Roman" w:hAnsi="Times New Roman" w:cs="Times New Roman"/>
+          <w:b/>
+          <w:bCs/>
+          <w:sz w:val="24"/>
+          <w:szCs w:val="24"/>
+        </w:rPr>
+        <w:t>ClickUp</w:t>
+      </w:r>
+      <w:proofErr w:type="spellEnd"/>
     </w:p>
     <w:p>
       <w:pPr>
@@ -689,7 +774,25 @@
           <w:sz w:val="24"/>
           <w:szCs w:val="24"/>
         </w:rPr>
-        <w:t>Enlace al Pull Request de la rama fase-1-maquetacion en GitHub</w:t>
+        <w:t xml:space="preserve">Enlace al Pull </w:t>
+      </w:r>
+      <w:proofErr w:type="spellStart"/>
+      <w:r>
+        <w:rPr>
+          <w:rFonts w:ascii="Times New Roman" w:hAnsi="Times New Roman" w:cs="Times New Roman"/>
+          <w:sz w:val="24"/>
+          <w:szCs w:val="24"/>
+        </w:rPr>
+        <w:t>Request</w:t>
+      </w:r>
+      <w:proofErr w:type="spellEnd"/>
+      <w:r>
+        <w:rPr>
+          <w:rFonts w:ascii="Times New Roman" w:hAnsi="Times New Roman" w:cs="Times New Roman"/>
+          <w:sz w:val="24"/>
+          <w:szCs w:val="24"/>
+        </w:rPr>
+        <w:t xml:space="preserve"> de la rama fase-1-maquetacion en GitHub</w:t>
       </w:r>
     </w:p>
     <w:p>
@@ -713,8 +816,18 @@
           <w:sz w:val="24"/>
           <w:szCs w:val="24"/>
         </w:rPr>
-        <w:t>Enlace al tablero del equipo en ClickUp</w:t>
-      </w:r>
+        <w:t xml:space="preserve">Enlace al tablero del equipo en </w:t>
+      </w:r>
+      <w:proofErr w:type="spellStart"/>
+      <w:r>
+        <w:rPr>
+          <w:rFonts w:ascii="Times New Roman" w:hAnsi="Times New Roman" w:cs="Times New Roman"/>
+          <w:sz w:val="24"/>
+          <w:szCs w:val="24"/>
+        </w:rPr>
+        <w:t>ClickUp</w:t>
+      </w:r>
+      <w:proofErr w:type="spellEnd"/>
     </w:p>
     <w:p>
       <w:pPr>
@@ -965,6 +1078,14 @@
           <w:szCs w:val="24"/>
         </w:rPr>
       </w:pPr>
+      <w:r>
+        <w:rPr>
+          <w:rFonts w:ascii="Times New Roman" w:hAnsi="Times New Roman" w:cs="Times New Roman"/>
+          <w:sz w:val="24"/>
+          <w:szCs w:val="24"/>
+        </w:rPr>
+        <w:t xml:space="preserve">Violeta </w:t>
+      </w:r>
     </w:p>
     <w:sectPr>
       <w:pgSz w:w="11906" w:h="16838"/>
